--- a/Java/Java_Handson_1.docx
+++ b/Java/Java_Handson_1.docx
@@ -2128,6 +2128,1812 @@
         <w:t>3</w:t>
       </w:r>
     </w:p>
+    <w:p/>
+    <w:p/>
+    <w:p/>
+    <w:p/>
+    <w:p/>
+    <w:p>
+      <w:pPr>
+        <w:shd w:val="clear" w:color="auto" w:fill="FFFFFF"/>
+        <w:spacing w:after="0" w:line="240" w:lineRule="auto"/>
+        <w:jc w:val="center"/>
+        <w:rPr>
+          <w:rFonts w:ascii="Segoe UI" w:eastAsia="Times New Roman" w:hAnsi="Segoe UI" w:cs="Segoe UI"/>
+          <w:color w:val="212121"/>
+          <w:sz w:val="23"/>
+          <w:szCs w:val="23"/>
+          <w:lang w:eastAsia="en-IN"/>
+        </w:rPr>
+      </w:pPr>
+      <w:r>
+        <w:rPr>
+          <w:rFonts w:ascii="Arial" w:eastAsia="Times New Roman" w:hAnsi="Arial" w:cs="Arial"/>
+          <w:b/>
+          <w:bCs/>
+          <w:color w:val="333333"/>
+          <w:sz w:val="24"/>
+          <w:szCs w:val="24"/>
+          <w:shd w:val="clear" w:color="auto" w:fill="FFFFFF"/>
+          <w:lang w:eastAsia="en-IN"/>
+        </w:rPr>
+        <w:t>Character at Index</w:t>
+      </w:r>
+    </w:p>
+    <w:p>
+      <w:pPr>
+        <w:shd w:val="clear" w:color="auto" w:fill="FFFFFF"/>
+        <w:spacing w:line="240" w:lineRule="auto"/>
+        <w:rPr>
+          <w:rFonts w:ascii="Segoe UI" w:eastAsia="Times New Roman" w:hAnsi="Segoe UI" w:cs="Segoe UI"/>
+          <w:color w:val="212121"/>
+          <w:sz w:val="23"/>
+          <w:szCs w:val="23"/>
+          <w:lang w:eastAsia="en-IN"/>
+        </w:rPr>
+      </w:pPr>
+      <w:r>
+        <w:rPr>
+          <w:rFonts w:ascii="Arial" w:eastAsia="Times New Roman" w:hAnsi="Arial" w:cs="Arial"/>
+          <w:color w:val="333333"/>
+          <w:sz w:val="21"/>
+          <w:szCs w:val="21"/>
+          <w:lang w:eastAsia="en-IN"/>
+        </w:rPr>
+        <w:br/>
+      </w:r>
+      <w:r>
+        <w:rPr>
+          <w:rFonts w:ascii="Arial" w:eastAsia="Times New Roman" w:hAnsi="Arial" w:cs="Arial"/>
+          <w:color w:val="333333"/>
+          <w:sz w:val="24"/>
+          <w:szCs w:val="24"/>
+          <w:shd w:val="clear" w:color="auto" w:fill="FFFFFF"/>
+          <w:lang w:eastAsia="en-IN"/>
+        </w:rPr>
+        <w:t xml:space="preserve">Somu has an excellent visualization skill using which he answers any logical and arithmetic calculation by mind calculation. To test his skill, Ramu gave him the following question. Given a String, s, and an integer, </w:t>
+      </w:r>
+      <w:proofErr w:type="spellStart"/>
+      <w:r>
+        <w:rPr>
+          <w:rFonts w:ascii="Arial" w:eastAsia="Times New Roman" w:hAnsi="Arial" w:cs="Arial"/>
+          <w:color w:val="333333"/>
+          <w:sz w:val="24"/>
+          <w:szCs w:val="24"/>
+          <w:shd w:val="clear" w:color="auto" w:fill="FFFFFF"/>
+          <w:lang w:eastAsia="en-IN"/>
+        </w:rPr>
+        <w:t>i</w:t>
+      </w:r>
+      <w:proofErr w:type="spellEnd"/>
+      <w:r>
+        <w:rPr>
+          <w:rFonts w:ascii="Arial" w:eastAsia="Times New Roman" w:hAnsi="Arial" w:cs="Arial"/>
+          <w:color w:val="333333"/>
+          <w:sz w:val="24"/>
+          <w:szCs w:val="24"/>
+          <w:shd w:val="clear" w:color="auto" w:fill="FFFFFF"/>
+          <w:lang w:eastAsia="en-IN"/>
+        </w:rPr>
+        <w:t xml:space="preserve">, find the character present at the given index, </w:t>
+      </w:r>
+      <w:proofErr w:type="spellStart"/>
+      <w:r>
+        <w:rPr>
+          <w:rFonts w:ascii="Arial" w:eastAsia="Times New Roman" w:hAnsi="Arial" w:cs="Arial"/>
+          <w:color w:val="333333"/>
+          <w:sz w:val="24"/>
+          <w:szCs w:val="24"/>
+          <w:shd w:val="clear" w:color="auto" w:fill="FFFFFF"/>
+          <w:lang w:eastAsia="en-IN"/>
+        </w:rPr>
+        <w:t>i</w:t>
+      </w:r>
+      <w:proofErr w:type="spellEnd"/>
+      <w:r>
+        <w:rPr>
+          <w:rFonts w:ascii="Arial" w:eastAsia="Times New Roman" w:hAnsi="Arial" w:cs="Arial"/>
+          <w:color w:val="333333"/>
+          <w:sz w:val="24"/>
+          <w:szCs w:val="24"/>
+          <w:shd w:val="clear" w:color="auto" w:fill="FFFFFF"/>
+          <w:lang w:eastAsia="en-IN"/>
+        </w:rPr>
+        <w:t>, when the string is repeatedly concatenated.</w:t>
+      </w:r>
+      <w:r>
+        <w:rPr>
+          <w:rFonts w:ascii="Arial" w:eastAsia="Times New Roman" w:hAnsi="Arial" w:cs="Arial"/>
+          <w:color w:val="333333"/>
+          <w:sz w:val="24"/>
+          <w:szCs w:val="24"/>
+          <w:shd w:val="clear" w:color="auto" w:fill="FFFFFF"/>
+          <w:lang w:eastAsia="en-IN"/>
+        </w:rPr>
+        <w:br/>
+        <w:t>Write a program to  help Somu.</w:t>
+      </w:r>
+      <w:r>
+        <w:rPr>
+          <w:rFonts w:ascii="Arial" w:eastAsia="Times New Roman" w:hAnsi="Arial" w:cs="Arial"/>
+          <w:color w:val="333333"/>
+          <w:sz w:val="24"/>
+          <w:szCs w:val="24"/>
+          <w:shd w:val="clear" w:color="auto" w:fill="FFFFFF"/>
+          <w:lang w:eastAsia="en-IN"/>
+        </w:rPr>
+        <w:br/>
+      </w:r>
+      <w:r>
+        <w:rPr>
+          <w:rFonts w:ascii="Arial" w:eastAsia="Times New Roman" w:hAnsi="Arial" w:cs="Arial"/>
+          <w:color w:val="333333"/>
+          <w:sz w:val="24"/>
+          <w:szCs w:val="24"/>
+          <w:shd w:val="clear" w:color="auto" w:fill="FFFFFF"/>
+          <w:lang w:eastAsia="en-IN"/>
+        </w:rPr>
+        <w:br/>
+      </w:r>
+      <w:r>
+        <w:rPr>
+          <w:rFonts w:ascii="Arial" w:eastAsia="Times New Roman" w:hAnsi="Arial" w:cs="Arial"/>
+          <w:b/>
+          <w:bCs/>
+          <w:color w:val="333333"/>
+          <w:sz w:val="24"/>
+          <w:szCs w:val="24"/>
+          <w:shd w:val="clear" w:color="auto" w:fill="FFFFFF"/>
+          <w:lang w:eastAsia="en-IN"/>
+        </w:rPr>
+        <w:t>Input Format:</w:t>
+      </w:r>
+      <w:r>
+        <w:rPr>
+          <w:rFonts w:ascii="Arial" w:eastAsia="Times New Roman" w:hAnsi="Arial" w:cs="Arial"/>
+          <w:color w:val="333333"/>
+          <w:sz w:val="24"/>
+          <w:szCs w:val="24"/>
+          <w:shd w:val="clear" w:color="auto" w:fill="FFFFFF"/>
+          <w:lang w:eastAsia="en-IN"/>
+        </w:rPr>
+        <w:br/>
+        <w:t>First line of the input is the string, s. Assume max length of the string is 50.</w:t>
+      </w:r>
+      <w:r>
+        <w:rPr>
+          <w:rFonts w:ascii="Arial" w:eastAsia="Times New Roman" w:hAnsi="Arial" w:cs="Arial"/>
+          <w:color w:val="333333"/>
+          <w:sz w:val="24"/>
+          <w:szCs w:val="24"/>
+          <w:shd w:val="clear" w:color="auto" w:fill="FFFFFF"/>
+          <w:lang w:eastAsia="en-IN"/>
+        </w:rPr>
+        <w:br/>
+        <w:t xml:space="preserve">Second line is an Integer that denotes the index value, </w:t>
+      </w:r>
+      <w:proofErr w:type="spellStart"/>
+      <w:r>
+        <w:rPr>
+          <w:rFonts w:ascii="Arial" w:eastAsia="Times New Roman" w:hAnsi="Arial" w:cs="Arial"/>
+          <w:color w:val="333333"/>
+          <w:sz w:val="24"/>
+          <w:szCs w:val="24"/>
+          <w:shd w:val="clear" w:color="auto" w:fill="FFFFFF"/>
+          <w:lang w:eastAsia="en-IN"/>
+        </w:rPr>
+        <w:t>i</w:t>
+      </w:r>
+      <w:proofErr w:type="spellEnd"/>
+      <w:r>
+        <w:rPr>
+          <w:rFonts w:ascii="Arial" w:eastAsia="Times New Roman" w:hAnsi="Arial" w:cs="Arial"/>
+          <w:color w:val="333333"/>
+          <w:sz w:val="24"/>
+          <w:szCs w:val="24"/>
+          <w:shd w:val="clear" w:color="auto" w:fill="FFFFFF"/>
+          <w:lang w:eastAsia="en-IN"/>
+        </w:rPr>
+        <w:t>.</w:t>
+      </w:r>
+      <w:r>
+        <w:rPr>
+          <w:rFonts w:ascii="Arial" w:eastAsia="Times New Roman" w:hAnsi="Arial" w:cs="Arial"/>
+          <w:color w:val="333333"/>
+          <w:sz w:val="24"/>
+          <w:szCs w:val="24"/>
+          <w:shd w:val="clear" w:color="auto" w:fill="FFFFFF"/>
+          <w:lang w:eastAsia="en-IN"/>
+        </w:rPr>
+        <w:br/>
+      </w:r>
+      <w:r>
+        <w:rPr>
+          <w:rFonts w:ascii="Arial" w:eastAsia="Times New Roman" w:hAnsi="Arial" w:cs="Arial"/>
+          <w:color w:val="333333"/>
+          <w:sz w:val="24"/>
+          <w:szCs w:val="24"/>
+          <w:shd w:val="clear" w:color="auto" w:fill="FFFFFF"/>
+          <w:lang w:eastAsia="en-IN"/>
+        </w:rPr>
+        <w:br/>
+      </w:r>
+      <w:r>
+        <w:rPr>
+          <w:rFonts w:ascii="Arial" w:eastAsia="Times New Roman" w:hAnsi="Arial" w:cs="Arial"/>
+          <w:b/>
+          <w:bCs/>
+          <w:color w:val="333333"/>
+          <w:sz w:val="24"/>
+          <w:szCs w:val="24"/>
+          <w:shd w:val="clear" w:color="auto" w:fill="FFFFFF"/>
+          <w:lang w:eastAsia="en-IN"/>
+        </w:rPr>
+        <w:t>Output Format:</w:t>
+      </w:r>
+      <w:r>
+        <w:rPr>
+          <w:rFonts w:ascii="Arial" w:eastAsia="Times New Roman" w:hAnsi="Arial" w:cs="Arial"/>
+          <w:color w:val="333333"/>
+          <w:sz w:val="24"/>
+          <w:szCs w:val="24"/>
+          <w:shd w:val="clear" w:color="auto" w:fill="FFFFFF"/>
+          <w:lang w:eastAsia="en-IN"/>
+        </w:rPr>
+        <w:br/>
+        <w:t xml:space="preserve">Output is a character present at </w:t>
+      </w:r>
+      <w:proofErr w:type="spellStart"/>
+      <w:r>
+        <w:rPr>
+          <w:rFonts w:ascii="Arial" w:eastAsia="Times New Roman" w:hAnsi="Arial" w:cs="Arial"/>
+          <w:color w:val="333333"/>
+          <w:sz w:val="24"/>
+          <w:szCs w:val="24"/>
+          <w:shd w:val="clear" w:color="auto" w:fill="FFFFFF"/>
+          <w:lang w:eastAsia="en-IN"/>
+        </w:rPr>
+        <w:t>ith</w:t>
+      </w:r>
+      <w:proofErr w:type="spellEnd"/>
+      <w:r>
+        <w:rPr>
+          <w:rFonts w:ascii="Arial" w:eastAsia="Times New Roman" w:hAnsi="Arial" w:cs="Arial"/>
+          <w:color w:val="333333"/>
+          <w:sz w:val="24"/>
+          <w:szCs w:val="24"/>
+          <w:shd w:val="clear" w:color="auto" w:fill="FFFFFF"/>
+          <w:lang w:eastAsia="en-IN"/>
+        </w:rPr>
+        <w:t xml:space="preserve"> index.</w:t>
+      </w:r>
+      <w:r>
+        <w:rPr>
+          <w:rFonts w:ascii="Arial" w:eastAsia="Times New Roman" w:hAnsi="Arial" w:cs="Arial"/>
+          <w:color w:val="333333"/>
+          <w:sz w:val="24"/>
+          <w:szCs w:val="24"/>
+          <w:shd w:val="clear" w:color="auto" w:fill="FFFFFF"/>
+          <w:lang w:eastAsia="en-IN"/>
+        </w:rPr>
+        <w:br/>
+      </w:r>
+      <w:r>
+        <w:rPr>
+          <w:rFonts w:ascii="Arial" w:eastAsia="Times New Roman" w:hAnsi="Arial" w:cs="Arial"/>
+          <w:color w:val="333333"/>
+          <w:sz w:val="24"/>
+          <w:szCs w:val="24"/>
+          <w:shd w:val="clear" w:color="auto" w:fill="FFFFFF"/>
+          <w:lang w:eastAsia="en-IN"/>
+        </w:rPr>
+        <w:br/>
+      </w:r>
+      <w:r>
+        <w:rPr>
+          <w:rFonts w:ascii="Arial" w:eastAsia="Times New Roman" w:hAnsi="Arial" w:cs="Arial"/>
+          <w:b/>
+          <w:bCs/>
+          <w:color w:val="333333"/>
+          <w:sz w:val="24"/>
+          <w:szCs w:val="24"/>
+          <w:shd w:val="clear" w:color="auto" w:fill="FFFFFF"/>
+          <w:lang w:eastAsia="en-IN"/>
+        </w:rPr>
+        <w:t>Note:</w:t>
+      </w:r>
+      <w:r>
+        <w:rPr>
+          <w:rFonts w:ascii="Arial" w:eastAsia="Times New Roman" w:hAnsi="Arial" w:cs="Arial"/>
+          <w:color w:val="333333"/>
+          <w:sz w:val="24"/>
+          <w:szCs w:val="24"/>
+          <w:shd w:val="clear" w:color="auto" w:fill="FFFFFF"/>
+          <w:lang w:eastAsia="en-IN"/>
+        </w:rPr>
+        <w:br/>
+        <w:t>Print "Invalid" if the index is negative.</w:t>
+      </w:r>
+      <w:r>
+        <w:rPr>
+          <w:rFonts w:ascii="Arial" w:eastAsia="Times New Roman" w:hAnsi="Arial" w:cs="Arial"/>
+          <w:color w:val="333333"/>
+          <w:sz w:val="24"/>
+          <w:szCs w:val="24"/>
+          <w:shd w:val="clear" w:color="auto" w:fill="FFFFFF"/>
+          <w:lang w:eastAsia="en-IN"/>
+        </w:rPr>
+        <w:br/>
+      </w:r>
+      <w:r>
+        <w:rPr>
+          <w:rFonts w:ascii="Arial" w:eastAsia="Times New Roman" w:hAnsi="Arial" w:cs="Arial"/>
+          <w:color w:val="333333"/>
+          <w:sz w:val="24"/>
+          <w:szCs w:val="24"/>
+          <w:shd w:val="clear" w:color="auto" w:fill="FFFFFF"/>
+          <w:lang w:eastAsia="en-IN"/>
+        </w:rPr>
+        <w:br/>
+      </w:r>
+      <w:r>
+        <w:rPr>
+          <w:rFonts w:ascii="Arial" w:eastAsia="Times New Roman" w:hAnsi="Arial" w:cs="Arial"/>
+          <w:b/>
+          <w:bCs/>
+          <w:color w:val="333333"/>
+          <w:sz w:val="24"/>
+          <w:szCs w:val="24"/>
+          <w:shd w:val="clear" w:color="auto" w:fill="FFFFFF"/>
+          <w:lang w:eastAsia="en-IN"/>
+        </w:rPr>
+        <w:t>Sample Input 1:</w:t>
+      </w:r>
+      <w:r>
+        <w:rPr>
+          <w:rFonts w:ascii="Arial" w:eastAsia="Times New Roman" w:hAnsi="Arial" w:cs="Arial"/>
+          <w:color w:val="333333"/>
+          <w:sz w:val="24"/>
+          <w:szCs w:val="24"/>
+          <w:shd w:val="clear" w:color="auto" w:fill="FFFFFF"/>
+          <w:lang w:eastAsia="en-IN"/>
+        </w:rPr>
+        <w:br/>
+        <w:t>Amphibian</w:t>
+      </w:r>
+      <w:r>
+        <w:rPr>
+          <w:rFonts w:ascii="Arial" w:eastAsia="Times New Roman" w:hAnsi="Arial" w:cs="Arial"/>
+          <w:color w:val="333333"/>
+          <w:sz w:val="24"/>
+          <w:szCs w:val="24"/>
+          <w:shd w:val="clear" w:color="auto" w:fill="FFFFFF"/>
+          <w:lang w:eastAsia="en-IN"/>
+        </w:rPr>
+        <w:br/>
+        <w:t>25</w:t>
+      </w:r>
+      <w:r>
+        <w:rPr>
+          <w:rFonts w:ascii="Arial" w:eastAsia="Times New Roman" w:hAnsi="Arial" w:cs="Arial"/>
+          <w:color w:val="333333"/>
+          <w:sz w:val="24"/>
+          <w:szCs w:val="24"/>
+          <w:shd w:val="clear" w:color="auto" w:fill="FFFFFF"/>
+          <w:lang w:eastAsia="en-IN"/>
+        </w:rPr>
+        <w:br/>
+      </w:r>
+      <w:r>
+        <w:rPr>
+          <w:rFonts w:ascii="Arial" w:eastAsia="Times New Roman" w:hAnsi="Arial" w:cs="Arial"/>
+          <w:b/>
+          <w:bCs/>
+          <w:color w:val="333333"/>
+          <w:sz w:val="24"/>
+          <w:szCs w:val="24"/>
+          <w:shd w:val="clear" w:color="auto" w:fill="FFFFFF"/>
+          <w:lang w:eastAsia="en-IN"/>
+        </w:rPr>
+        <w:t>Sample Output 1:</w:t>
+      </w:r>
+      <w:r>
+        <w:rPr>
+          <w:rFonts w:ascii="Arial" w:eastAsia="Times New Roman" w:hAnsi="Arial" w:cs="Arial"/>
+          <w:color w:val="333333"/>
+          <w:sz w:val="24"/>
+          <w:szCs w:val="24"/>
+          <w:shd w:val="clear" w:color="auto" w:fill="FFFFFF"/>
+          <w:lang w:eastAsia="en-IN"/>
+        </w:rPr>
+        <w:br/>
+        <w:t>a</w:t>
+      </w:r>
+      <w:r>
+        <w:rPr>
+          <w:rFonts w:ascii="Arial" w:eastAsia="Times New Roman" w:hAnsi="Arial" w:cs="Arial"/>
+          <w:color w:val="333333"/>
+          <w:sz w:val="24"/>
+          <w:szCs w:val="24"/>
+          <w:shd w:val="clear" w:color="auto" w:fill="FFFFFF"/>
+          <w:lang w:eastAsia="en-IN"/>
+        </w:rPr>
+        <w:br/>
+      </w:r>
+      <w:r>
+        <w:rPr>
+          <w:rFonts w:ascii="Arial" w:eastAsia="Times New Roman" w:hAnsi="Arial" w:cs="Arial"/>
+          <w:color w:val="333333"/>
+          <w:sz w:val="24"/>
+          <w:szCs w:val="24"/>
+          <w:shd w:val="clear" w:color="auto" w:fill="FFFFFF"/>
+          <w:lang w:eastAsia="en-IN"/>
+        </w:rPr>
+        <w:br/>
+      </w:r>
+      <w:r>
+        <w:rPr>
+          <w:rFonts w:ascii="Arial" w:eastAsia="Times New Roman" w:hAnsi="Arial" w:cs="Arial"/>
+          <w:b/>
+          <w:bCs/>
+          <w:color w:val="333333"/>
+          <w:sz w:val="24"/>
+          <w:szCs w:val="24"/>
+          <w:shd w:val="clear" w:color="auto" w:fill="FFFFFF"/>
+          <w:lang w:eastAsia="en-IN"/>
+        </w:rPr>
+        <w:t>Sample Input 2:</w:t>
+      </w:r>
+      <w:r>
+        <w:rPr>
+          <w:rFonts w:ascii="Arial" w:eastAsia="Times New Roman" w:hAnsi="Arial" w:cs="Arial"/>
+          <w:color w:val="333333"/>
+          <w:sz w:val="24"/>
+          <w:szCs w:val="24"/>
+          <w:shd w:val="clear" w:color="auto" w:fill="FFFFFF"/>
+          <w:lang w:eastAsia="en-IN"/>
+        </w:rPr>
+        <w:br/>
+        <w:t>Java</w:t>
+      </w:r>
+      <w:r>
+        <w:rPr>
+          <w:rFonts w:ascii="Arial" w:eastAsia="Times New Roman" w:hAnsi="Arial" w:cs="Arial"/>
+          <w:color w:val="333333"/>
+          <w:sz w:val="24"/>
+          <w:szCs w:val="24"/>
+          <w:shd w:val="clear" w:color="auto" w:fill="FFFFFF"/>
+          <w:lang w:eastAsia="en-IN"/>
+        </w:rPr>
+        <w:br/>
+        <w:t>-1</w:t>
+      </w:r>
+      <w:r>
+        <w:rPr>
+          <w:rFonts w:ascii="Arial" w:eastAsia="Times New Roman" w:hAnsi="Arial" w:cs="Arial"/>
+          <w:color w:val="333333"/>
+          <w:sz w:val="24"/>
+          <w:szCs w:val="24"/>
+          <w:shd w:val="clear" w:color="auto" w:fill="FFFFFF"/>
+          <w:lang w:eastAsia="en-IN"/>
+        </w:rPr>
+        <w:br/>
+      </w:r>
+      <w:r>
+        <w:rPr>
+          <w:rFonts w:ascii="Arial" w:eastAsia="Times New Roman" w:hAnsi="Arial" w:cs="Arial"/>
+          <w:b/>
+          <w:bCs/>
+          <w:color w:val="333333"/>
+          <w:sz w:val="24"/>
+          <w:szCs w:val="24"/>
+          <w:shd w:val="clear" w:color="auto" w:fill="FFFFFF"/>
+          <w:lang w:eastAsia="en-IN"/>
+        </w:rPr>
+        <w:t>Sample Output 2:</w:t>
+      </w:r>
+      <w:r>
+        <w:rPr>
+          <w:rFonts w:ascii="Arial" w:eastAsia="Times New Roman" w:hAnsi="Arial" w:cs="Arial"/>
+          <w:color w:val="333333"/>
+          <w:sz w:val="24"/>
+          <w:szCs w:val="24"/>
+          <w:shd w:val="clear" w:color="auto" w:fill="FFFFFF"/>
+          <w:lang w:eastAsia="en-IN"/>
+        </w:rPr>
+        <w:br/>
+        <w:t>Invalid</w:t>
+      </w:r>
+      <w:r>
+        <w:rPr>
+          <w:rFonts w:ascii="Arial" w:eastAsia="Times New Roman" w:hAnsi="Arial" w:cs="Arial"/>
+          <w:color w:val="333333"/>
+          <w:sz w:val="21"/>
+          <w:szCs w:val="21"/>
+          <w:shd w:val="clear" w:color="auto" w:fill="FFFFFF"/>
+          <w:lang w:eastAsia="en-IN"/>
+        </w:rPr>
+        <w:t> </w:t>
+      </w:r>
+      <w:r>
+        <w:rPr>
+          <w:rFonts w:ascii="Arial" w:eastAsia="Times New Roman" w:hAnsi="Arial" w:cs="Arial"/>
+          <w:color w:val="333333"/>
+          <w:sz w:val="21"/>
+          <w:szCs w:val="21"/>
+          <w:lang w:eastAsia="en-IN"/>
+        </w:rPr>
+        <w:br/>
+      </w:r>
+      <w:r>
+        <w:rPr>
+          <w:rFonts w:ascii="Arial" w:eastAsia="Times New Roman" w:hAnsi="Arial" w:cs="Arial"/>
+          <w:color w:val="333333"/>
+          <w:sz w:val="21"/>
+          <w:szCs w:val="21"/>
+          <w:lang w:eastAsia="en-IN"/>
+        </w:rPr>
+        <w:br/>
+      </w:r>
+      <w:r>
+        <w:rPr>
+          <w:rFonts w:ascii="Arial" w:eastAsia="Times New Roman" w:hAnsi="Arial" w:cs="Arial"/>
+          <w:color w:val="333333"/>
+          <w:sz w:val="21"/>
+          <w:szCs w:val="21"/>
+          <w:lang w:eastAsia="en-IN"/>
+        </w:rPr>
+        <w:br/>
+      </w:r>
+      <w:r>
+        <w:rPr>
+          <w:rFonts w:ascii="Arial" w:eastAsia="Times New Roman" w:hAnsi="Arial" w:cs="Arial"/>
+          <w:b/>
+          <w:bCs/>
+          <w:color w:val="333333"/>
+          <w:sz w:val="24"/>
+          <w:szCs w:val="24"/>
+          <w:shd w:val="clear" w:color="auto" w:fill="FFFFFF"/>
+          <w:lang w:eastAsia="en-IN"/>
+        </w:rPr>
+        <w:t>Explanation for Sample1:</w:t>
+      </w:r>
+      <w:r>
+        <w:rPr>
+          <w:rFonts w:ascii="Arial" w:eastAsia="Times New Roman" w:hAnsi="Arial" w:cs="Arial"/>
+          <w:color w:val="333333"/>
+          <w:sz w:val="24"/>
+          <w:szCs w:val="24"/>
+          <w:shd w:val="clear" w:color="auto" w:fill="FFFFFF"/>
+          <w:lang w:eastAsia="en-IN"/>
+        </w:rPr>
+        <w:br/>
+        <w:t>input String is "Amphibian".</w:t>
+      </w:r>
+      <w:r>
+        <w:rPr>
+          <w:rFonts w:ascii="Arial" w:eastAsia="Times New Roman" w:hAnsi="Arial" w:cs="Arial"/>
+          <w:color w:val="333333"/>
+          <w:sz w:val="24"/>
+          <w:szCs w:val="24"/>
+          <w:shd w:val="clear" w:color="auto" w:fill="FFFFFF"/>
+          <w:lang w:eastAsia="en-IN"/>
+        </w:rPr>
+        <w:br/>
+        <w:t>After repeated concatenation, the string becomes "</w:t>
+      </w:r>
+      <w:proofErr w:type="spellStart"/>
+      <w:r>
+        <w:rPr>
+          <w:rFonts w:ascii="Arial" w:eastAsia="Times New Roman" w:hAnsi="Arial" w:cs="Arial"/>
+          <w:color w:val="333333"/>
+          <w:sz w:val="24"/>
+          <w:szCs w:val="24"/>
+          <w:shd w:val="clear" w:color="auto" w:fill="FFFFFF"/>
+          <w:lang w:eastAsia="en-IN"/>
+        </w:rPr>
+        <w:t>AmphibianAmphibianAmphibianAmphibian</w:t>
+      </w:r>
+      <w:proofErr w:type="spellEnd"/>
+      <w:r>
+        <w:rPr>
+          <w:rFonts w:ascii="Arial" w:eastAsia="Times New Roman" w:hAnsi="Arial" w:cs="Arial"/>
+          <w:color w:val="333333"/>
+          <w:sz w:val="24"/>
+          <w:szCs w:val="24"/>
+          <w:shd w:val="clear" w:color="auto" w:fill="FFFFFF"/>
+          <w:lang w:eastAsia="en-IN"/>
+        </w:rPr>
+        <w:t>......"</w:t>
+      </w:r>
+      <w:r>
+        <w:rPr>
+          <w:rFonts w:ascii="Arial" w:eastAsia="Times New Roman" w:hAnsi="Arial" w:cs="Arial"/>
+          <w:color w:val="333333"/>
+          <w:sz w:val="24"/>
+          <w:szCs w:val="24"/>
+          <w:shd w:val="clear" w:color="auto" w:fill="FFFFFF"/>
+          <w:lang w:eastAsia="en-IN"/>
+        </w:rPr>
+        <w:br/>
+        <w:t xml:space="preserve">The character at 25 </w:t>
+      </w:r>
+      <w:proofErr w:type="spellStart"/>
+      <w:r>
+        <w:rPr>
+          <w:rFonts w:ascii="Arial" w:eastAsia="Times New Roman" w:hAnsi="Arial" w:cs="Arial"/>
+          <w:color w:val="333333"/>
+          <w:sz w:val="24"/>
+          <w:szCs w:val="24"/>
+          <w:shd w:val="clear" w:color="auto" w:fill="FFFFFF"/>
+          <w:lang w:eastAsia="en-IN"/>
+        </w:rPr>
+        <w:t>th</w:t>
+      </w:r>
+      <w:proofErr w:type="spellEnd"/>
+      <w:r>
+        <w:rPr>
+          <w:rFonts w:ascii="Arial" w:eastAsia="Times New Roman" w:hAnsi="Arial" w:cs="Arial"/>
+          <w:color w:val="333333"/>
+          <w:sz w:val="24"/>
+          <w:szCs w:val="24"/>
+          <w:shd w:val="clear" w:color="auto" w:fill="FFFFFF"/>
+          <w:lang w:eastAsia="en-IN"/>
+        </w:rPr>
+        <w:t xml:space="preserve"> index is 'a'.</w:t>
+      </w:r>
+      <w:r>
+        <w:rPr>
+          <w:rFonts w:ascii="Arial" w:eastAsia="Times New Roman" w:hAnsi="Arial" w:cs="Arial"/>
+          <w:color w:val="333333"/>
+          <w:sz w:val="21"/>
+          <w:szCs w:val="21"/>
+          <w:shd w:val="clear" w:color="auto" w:fill="FFFFFF"/>
+          <w:lang w:eastAsia="en-IN"/>
+        </w:rPr>
+        <w:t> </w:t>
+      </w:r>
+    </w:p>
+    <w:p/>
+    <w:p/>
+    <w:p/>
+    <w:p>
+      <w:pPr>
+        <w:shd w:val="clear" w:color="auto" w:fill="FFFFFF"/>
+        <w:spacing w:after="0" w:line="240" w:lineRule="auto"/>
+        <w:jc w:val="center"/>
+        <w:rPr>
+          <w:rFonts w:ascii="Segoe UI" w:eastAsia="Times New Roman" w:hAnsi="Segoe UI" w:cs="Segoe UI"/>
+          <w:color w:val="212121"/>
+          <w:sz w:val="23"/>
+          <w:szCs w:val="23"/>
+          <w:lang w:eastAsia="en-IN"/>
+        </w:rPr>
+      </w:pPr>
+      <w:r>
+        <w:rPr>
+          <w:rFonts w:ascii="Arial" w:eastAsia="Times New Roman" w:hAnsi="Arial" w:cs="Arial"/>
+          <w:b/>
+          <w:bCs/>
+          <w:color w:val="333333"/>
+          <w:sz w:val="27"/>
+          <w:szCs w:val="27"/>
+          <w:lang w:eastAsia="en-IN"/>
+        </w:rPr>
+        <w:t>Last Character</w:t>
+      </w:r>
+    </w:p>
+    <w:p>
+      <w:pPr>
+        <w:shd w:val="clear" w:color="auto" w:fill="FFFFFF"/>
+        <w:spacing w:line="240" w:lineRule="auto"/>
+        <w:rPr>
+          <w:rFonts w:ascii="Segoe UI" w:eastAsia="Times New Roman" w:hAnsi="Segoe UI" w:cs="Segoe UI"/>
+          <w:color w:val="212121"/>
+          <w:sz w:val="23"/>
+          <w:szCs w:val="23"/>
+          <w:lang w:eastAsia="en-IN"/>
+        </w:rPr>
+      </w:pPr>
+      <w:r>
+        <w:rPr>
+          <w:rFonts w:ascii="Arial" w:eastAsia="Times New Roman" w:hAnsi="Arial" w:cs="Arial"/>
+          <w:color w:val="333333"/>
+          <w:sz w:val="21"/>
+          <w:szCs w:val="21"/>
+          <w:lang w:eastAsia="en-IN"/>
+        </w:rPr>
+        <w:br/>
+      </w:r>
+      <w:r>
+        <w:rPr>
+          <w:rFonts w:ascii="Arial" w:eastAsia="Times New Roman" w:hAnsi="Arial" w:cs="Arial"/>
+          <w:color w:val="333333"/>
+          <w:sz w:val="24"/>
+          <w:szCs w:val="24"/>
+          <w:lang w:eastAsia="en-IN"/>
+        </w:rPr>
+        <w:t xml:space="preserve">Rahul was tired after studying for so </w:t>
+      </w:r>
+      <w:proofErr w:type="gramStart"/>
+      <w:r>
+        <w:rPr>
+          <w:rFonts w:ascii="Arial" w:eastAsia="Times New Roman" w:hAnsi="Arial" w:cs="Arial"/>
+          <w:color w:val="333333"/>
+          <w:sz w:val="24"/>
+          <w:szCs w:val="24"/>
+          <w:lang w:eastAsia="en-IN"/>
+        </w:rPr>
+        <w:t>long ,</w:t>
+      </w:r>
+      <w:proofErr w:type="gramEnd"/>
+      <w:r>
+        <w:rPr>
+          <w:rFonts w:ascii="Arial" w:eastAsia="Times New Roman" w:hAnsi="Arial" w:cs="Arial"/>
+          <w:color w:val="333333"/>
+          <w:sz w:val="24"/>
+          <w:szCs w:val="24"/>
+          <w:lang w:eastAsia="en-IN"/>
+        </w:rPr>
+        <w:t xml:space="preserve"> so he thought to play a small game with the words from his book . He opens a random page and selects a random word from </w:t>
+      </w:r>
+      <w:proofErr w:type="gramStart"/>
+      <w:r>
+        <w:rPr>
+          <w:rFonts w:ascii="Arial" w:eastAsia="Times New Roman" w:hAnsi="Arial" w:cs="Arial"/>
+          <w:color w:val="333333"/>
+          <w:sz w:val="24"/>
+          <w:szCs w:val="24"/>
+          <w:lang w:eastAsia="en-IN"/>
+        </w:rPr>
+        <w:t>it ,</w:t>
+      </w:r>
+      <w:proofErr w:type="gramEnd"/>
+      <w:r>
+        <w:rPr>
+          <w:rFonts w:ascii="Arial" w:eastAsia="Times New Roman" w:hAnsi="Arial" w:cs="Arial"/>
+          <w:color w:val="333333"/>
+          <w:sz w:val="24"/>
+          <w:szCs w:val="24"/>
+          <w:lang w:eastAsia="en-IN"/>
+        </w:rPr>
+        <w:t xml:space="preserve"> and also  chooses the last digit of that page number n . Given an array of </w:t>
+      </w:r>
+      <w:proofErr w:type="spellStart"/>
+      <w:proofErr w:type="gramStart"/>
+      <w:r>
+        <w:rPr>
+          <w:rFonts w:ascii="Arial" w:eastAsia="Times New Roman" w:hAnsi="Arial" w:cs="Arial"/>
+          <w:color w:val="333333"/>
+          <w:sz w:val="24"/>
+          <w:szCs w:val="24"/>
+          <w:lang w:eastAsia="en-IN"/>
+        </w:rPr>
+        <w:t>characters,Write</w:t>
+      </w:r>
+      <w:proofErr w:type="spellEnd"/>
+      <w:proofErr w:type="gramEnd"/>
+      <w:r>
+        <w:rPr>
+          <w:rFonts w:ascii="Arial" w:eastAsia="Times New Roman" w:hAnsi="Arial" w:cs="Arial"/>
+          <w:color w:val="333333"/>
+          <w:sz w:val="24"/>
+          <w:szCs w:val="24"/>
+          <w:lang w:eastAsia="en-IN"/>
+        </w:rPr>
+        <w:t xml:space="preserve"> a program to help Rahul find the last character that occurs n(last digit of the page number) times in the array . If no such character </w:t>
+      </w:r>
+      <w:proofErr w:type="spellStart"/>
+      <w:r>
+        <w:rPr>
+          <w:rFonts w:ascii="Arial" w:eastAsia="Times New Roman" w:hAnsi="Arial" w:cs="Arial"/>
+          <w:color w:val="333333"/>
+          <w:sz w:val="24"/>
+          <w:szCs w:val="24"/>
+          <w:lang w:eastAsia="en-IN"/>
+        </w:rPr>
+        <w:t>exists,then</w:t>
+      </w:r>
+      <w:proofErr w:type="spellEnd"/>
+      <w:r>
+        <w:rPr>
+          <w:rFonts w:ascii="Arial" w:eastAsia="Times New Roman" w:hAnsi="Arial" w:cs="Arial"/>
+          <w:color w:val="333333"/>
+          <w:sz w:val="24"/>
+          <w:szCs w:val="24"/>
+          <w:lang w:eastAsia="en-IN"/>
+        </w:rPr>
+        <w:t xml:space="preserve"> print -1.</w:t>
+      </w:r>
+      <w:r>
+        <w:rPr>
+          <w:rFonts w:ascii="Arial" w:eastAsia="Times New Roman" w:hAnsi="Arial" w:cs="Arial"/>
+          <w:color w:val="333333"/>
+          <w:sz w:val="24"/>
+          <w:szCs w:val="24"/>
+          <w:lang w:eastAsia="en-IN"/>
+        </w:rPr>
+        <w:br/>
+      </w:r>
+      <w:r>
+        <w:rPr>
+          <w:rFonts w:ascii="Arial" w:eastAsia="Times New Roman" w:hAnsi="Arial" w:cs="Arial"/>
+          <w:color w:val="333333"/>
+          <w:sz w:val="24"/>
+          <w:szCs w:val="24"/>
+          <w:lang w:eastAsia="en-IN"/>
+        </w:rPr>
+        <w:br/>
+      </w:r>
+      <w:r>
+        <w:rPr>
+          <w:rFonts w:ascii="Arial" w:eastAsia="Times New Roman" w:hAnsi="Arial" w:cs="Arial"/>
+          <w:b/>
+          <w:bCs/>
+          <w:color w:val="333333"/>
+          <w:sz w:val="24"/>
+          <w:szCs w:val="24"/>
+          <w:lang w:eastAsia="en-IN"/>
+        </w:rPr>
+        <w:t>Input Format:</w:t>
+      </w:r>
+      <w:r>
+        <w:rPr>
+          <w:rFonts w:ascii="Arial" w:eastAsia="Times New Roman" w:hAnsi="Arial" w:cs="Arial"/>
+          <w:color w:val="333333"/>
+          <w:sz w:val="24"/>
+          <w:szCs w:val="24"/>
+          <w:lang w:eastAsia="en-IN"/>
+        </w:rPr>
+        <w:br/>
+        <w:t>First input is an integer that denotes the size of the array.</w:t>
+      </w:r>
+      <w:r>
+        <w:rPr>
+          <w:rFonts w:ascii="Arial" w:eastAsia="Times New Roman" w:hAnsi="Arial" w:cs="Arial"/>
+          <w:color w:val="333333"/>
+          <w:sz w:val="24"/>
+          <w:szCs w:val="24"/>
+          <w:lang w:eastAsia="en-IN"/>
+        </w:rPr>
+        <w:br/>
+        <w:t xml:space="preserve">Second line consists of  series of characters  </w:t>
+      </w:r>
+      <w:proofErr w:type="spellStart"/>
+      <w:r>
+        <w:rPr>
+          <w:rFonts w:ascii="Arial" w:eastAsia="Times New Roman" w:hAnsi="Arial" w:cs="Arial"/>
+          <w:color w:val="333333"/>
+          <w:sz w:val="24"/>
+          <w:szCs w:val="24"/>
+          <w:lang w:eastAsia="en-IN"/>
+        </w:rPr>
+        <w:t>seperated</w:t>
+      </w:r>
+      <w:proofErr w:type="spellEnd"/>
+      <w:r>
+        <w:rPr>
+          <w:rFonts w:ascii="Arial" w:eastAsia="Times New Roman" w:hAnsi="Arial" w:cs="Arial"/>
+          <w:color w:val="333333"/>
+          <w:sz w:val="24"/>
+          <w:szCs w:val="24"/>
+          <w:lang w:eastAsia="en-IN"/>
+        </w:rPr>
+        <w:t xml:space="preserve"> by a space that denotes the array values.</w:t>
+      </w:r>
+      <w:r>
+        <w:rPr>
+          <w:rFonts w:ascii="Arial" w:eastAsia="Times New Roman" w:hAnsi="Arial" w:cs="Arial"/>
+          <w:color w:val="333333"/>
+          <w:sz w:val="24"/>
+          <w:szCs w:val="24"/>
+          <w:lang w:eastAsia="en-IN"/>
+        </w:rPr>
+        <w:br/>
+        <w:t>Third input is an integer that denotes the n value.</w:t>
+      </w:r>
+      <w:r>
+        <w:rPr>
+          <w:rFonts w:ascii="Arial" w:eastAsia="Times New Roman" w:hAnsi="Arial" w:cs="Arial"/>
+          <w:color w:val="333333"/>
+          <w:sz w:val="24"/>
+          <w:szCs w:val="24"/>
+          <w:lang w:eastAsia="en-IN"/>
+        </w:rPr>
+        <w:br/>
+      </w:r>
+      <w:r>
+        <w:rPr>
+          <w:rFonts w:ascii="Arial" w:eastAsia="Times New Roman" w:hAnsi="Arial" w:cs="Arial"/>
+          <w:color w:val="333333"/>
+          <w:sz w:val="24"/>
+          <w:szCs w:val="24"/>
+          <w:lang w:eastAsia="en-IN"/>
+        </w:rPr>
+        <w:br/>
+      </w:r>
+      <w:r>
+        <w:rPr>
+          <w:rFonts w:ascii="Arial" w:eastAsia="Times New Roman" w:hAnsi="Arial" w:cs="Arial"/>
+          <w:b/>
+          <w:bCs/>
+          <w:color w:val="333333"/>
+          <w:sz w:val="24"/>
+          <w:szCs w:val="24"/>
+          <w:lang w:eastAsia="en-IN"/>
+        </w:rPr>
+        <w:t>Output Format:</w:t>
+      </w:r>
+      <w:r>
+        <w:rPr>
+          <w:rFonts w:ascii="Arial" w:eastAsia="Times New Roman" w:hAnsi="Arial" w:cs="Arial"/>
+          <w:color w:val="333333"/>
+          <w:sz w:val="24"/>
+          <w:szCs w:val="24"/>
+          <w:lang w:eastAsia="en-IN"/>
+        </w:rPr>
+        <w:br/>
+        <w:t>Output is a character that denotes the last character which occurs n times.</w:t>
+      </w:r>
+      <w:r>
+        <w:rPr>
+          <w:rFonts w:ascii="Arial" w:eastAsia="Times New Roman" w:hAnsi="Arial" w:cs="Arial"/>
+          <w:color w:val="333333"/>
+          <w:sz w:val="24"/>
+          <w:szCs w:val="24"/>
+          <w:lang w:eastAsia="en-IN"/>
+        </w:rPr>
+        <w:br/>
+      </w:r>
+      <w:r>
+        <w:rPr>
+          <w:rFonts w:ascii="Arial" w:eastAsia="Times New Roman" w:hAnsi="Arial" w:cs="Arial"/>
+          <w:color w:val="333333"/>
+          <w:sz w:val="24"/>
+          <w:szCs w:val="24"/>
+          <w:lang w:eastAsia="en-IN"/>
+        </w:rPr>
+        <w:br/>
+      </w:r>
+      <w:r>
+        <w:rPr>
+          <w:rFonts w:ascii="Arial" w:eastAsia="Times New Roman" w:hAnsi="Arial" w:cs="Arial"/>
+          <w:b/>
+          <w:bCs/>
+          <w:color w:val="333333"/>
+          <w:sz w:val="24"/>
+          <w:szCs w:val="24"/>
+          <w:lang w:eastAsia="en-IN"/>
+        </w:rPr>
+        <w:t>Sample Input 1:</w:t>
+      </w:r>
+      <w:r>
+        <w:rPr>
+          <w:rFonts w:ascii="Arial" w:eastAsia="Times New Roman" w:hAnsi="Arial" w:cs="Arial"/>
+          <w:color w:val="333333"/>
+          <w:sz w:val="24"/>
+          <w:szCs w:val="24"/>
+          <w:lang w:eastAsia="en-IN"/>
+        </w:rPr>
+        <w:br/>
+        <w:t>8</w:t>
+      </w:r>
+      <w:r>
+        <w:rPr>
+          <w:rFonts w:ascii="Arial" w:eastAsia="Times New Roman" w:hAnsi="Arial" w:cs="Arial"/>
+          <w:color w:val="333333"/>
+          <w:sz w:val="24"/>
+          <w:szCs w:val="24"/>
+          <w:lang w:eastAsia="en-IN"/>
+        </w:rPr>
+        <w:br/>
+        <w:t xml:space="preserve">a </w:t>
+      </w:r>
+      <w:proofErr w:type="spellStart"/>
+      <w:r>
+        <w:rPr>
+          <w:rFonts w:ascii="Arial" w:eastAsia="Times New Roman" w:hAnsi="Arial" w:cs="Arial"/>
+          <w:color w:val="333333"/>
+          <w:sz w:val="24"/>
+          <w:szCs w:val="24"/>
+          <w:lang w:eastAsia="en-IN"/>
+        </w:rPr>
+        <w:t>a</w:t>
+      </w:r>
+      <w:proofErr w:type="spellEnd"/>
+      <w:r>
+        <w:rPr>
+          <w:rFonts w:ascii="Arial" w:eastAsia="Times New Roman" w:hAnsi="Arial" w:cs="Arial"/>
+          <w:color w:val="333333"/>
+          <w:sz w:val="24"/>
+          <w:szCs w:val="24"/>
+          <w:lang w:eastAsia="en-IN"/>
+        </w:rPr>
+        <w:t xml:space="preserve"> b c n s d n</w:t>
+      </w:r>
+      <w:r>
+        <w:rPr>
+          <w:rFonts w:ascii="Arial" w:eastAsia="Times New Roman" w:hAnsi="Arial" w:cs="Arial"/>
+          <w:color w:val="333333"/>
+          <w:sz w:val="24"/>
+          <w:szCs w:val="24"/>
+          <w:lang w:eastAsia="en-IN"/>
+        </w:rPr>
+        <w:br/>
+        <w:t>2</w:t>
+      </w:r>
+      <w:r>
+        <w:rPr>
+          <w:rFonts w:ascii="Arial" w:eastAsia="Times New Roman" w:hAnsi="Arial" w:cs="Arial"/>
+          <w:color w:val="333333"/>
+          <w:sz w:val="24"/>
+          <w:szCs w:val="24"/>
+          <w:lang w:eastAsia="en-IN"/>
+        </w:rPr>
+        <w:br/>
+      </w:r>
+      <w:r>
+        <w:rPr>
+          <w:rFonts w:ascii="Arial" w:eastAsia="Times New Roman" w:hAnsi="Arial" w:cs="Arial"/>
+          <w:color w:val="333333"/>
+          <w:sz w:val="24"/>
+          <w:szCs w:val="24"/>
+          <w:lang w:eastAsia="en-IN"/>
+        </w:rPr>
+        <w:br/>
+      </w:r>
+      <w:r>
+        <w:rPr>
+          <w:rFonts w:ascii="Arial" w:eastAsia="Times New Roman" w:hAnsi="Arial" w:cs="Arial"/>
+          <w:b/>
+          <w:bCs/>
+          <w:color w:val="333333"/>
+          <w:sz w:val="24"/>
+          <w:szCs w:val="24"/>
+          <w:lang w:eastAsia="en-IN"/>
+        </w:rPr>
+        <w:t>Sample Output 1:</w:t>
+      </w:r>
+      <w:r>
+        <w:rPr>
+          <w:rFonts w:ascii="Arial" w:eastAsia="Times New Roman" w:hAnsi="Arial" w:cs="Arial"/>
+          <w:color w:val="333333"/>
+          <w:sz w:val="24"/>
+          <w:szCs w:val="24"/>
+          <w:lang w:eastAsia="en-IN"/>
+        </w:rPr>
+        <w:br/>
+        <w:t>n</w:t>
+      </w:r>
+      <w:r>
+        <w:rPr>
+          <w:rFonts w:ascii="Arial" w:eastAsia="Times New Roman" w:hAnsi="Arial" w:cs="Arial"/>
+          <w:color w:val="333333"/>
+          <w:sz w:val="24"/>
+          <w:szCs w:val="24"/>
+          <w:lang w:eastAsia="en-IN"/>
+        </w:rPr>
+        <w:br/>
+      </w:r>
+      <w:r>
+        <w:rPr>
+          <w:rFonts w:ascii="Arial" w:eastAsia="Times New Roman" w:hAnsi="Arial" w:cs="Arial"/>
+          <w:color w:val="333333"/>
+          <w:sz w:val="24"/>
+          <w:szCs w:val="24"/>
+          <w:lang w:eastAsia="en-IN"/>
+        </w:rPr>
+        <w:br/>
+      </w:r>
+      <w:r>
+        <w:rPr>
+          <w:rFonts w:ascii="Arial" w:eastAsia="Times New Roman" w:hAnsi="Arial" w:cs="Arial"/>
+          <w:b/>
+          <w:bCs/>
+          <w:color w:val="333333"/>
+          <w:sz w:val="24"/>
+          <w:szCs w:val="24"/>
+          <w:lang w:eastAsia="en-IN"/>
+        </w:rPr>
+        <w:t>Explanation:</w:t>
+      </w:r>
+      <w:r>
+        <w:rPr>
+          <w:rFonts w:ascii="Arial" w:eastAsia="Times New Roman" w:hAnsi="Arial" w:cs="Arial"/>
+          <w:color w:val="333333"/>
+          <w:sz w:val="24"/>
+          <w:szCs w:val="24"/>
+          <w:lang w:eastAsia="en-IN"/>
+        </w:rPr>
+        <w:br/>
+        <w:t xml:space="preserve">    In the given array 'a' and 'n' occurs 2 times which is equal to the n value . Even though 'a' occurs </w:t>
+      </w:r>
+      <w:proofErr w:type="gramStart"/>
+      <w:r>
+        <w:rPr>
+          <w:rFonts w:ascii="Arial" w:eastAsia="Times New Roman" w:hAnsi="Arial" w:cs="Arial"/>
+          <w:color w:val="333333"/>
+          <w:sz w:val="24"/>
+          <w:szCs w:val="24"/>
+          <w:lang w:eastAsia="en-IN"/>
+        </w:rPr>
+        <w:t>twice ,</w:t>
+      </w:r>
+      <w:proofErr w:type="gramEnd"/>
+      <w:r>
+        <w:rPr>
+          <w:rFonts w:ascii="Arial" w:eastAsia="Times New Roman" w:hAnsi="Arial" w:cs="Arial"/>
+          <w:color w:val="333333"/>
+          <w:sz w:val="24"/>
+          <w:szCs w:val="24"/>
+          <w:lang w:eastAsia="en-IN"/>
+        </w:rPr>
+        <w:t>'n' is the one that occurs last.    </w:t>
+      </w:r>
+      <w:r>
+        <w:rPr>
+          <w:rFonts w:ascii="Arial" w:eastAsia="Times New Roman" w:hAnsi="Arial" w:cs="Arial"/>
+          <w:color w:val="333333"/>
+          <w:sz w:val="24"/>
+          <w:szCs w:val="24"/>
+          <w:lang w:eastAsia="en-IN"/>
+        </w:rPr>
+        <w:br/>
+        <w:t>    </w:t>
+      </w:r>
+      <w:r>
+        <w:rPr>
+          <w:rFonts w:ascii="Arial" w:eastAsia="Times New Roman" w:hAnsi="Arial" w:cs="Arial"/>
+          <w:color w:val="333333"/>
+          <w:sz w:val="24"/>
+          <w:szCs w:val="24"/>
+          <w:lang w:eastAsia="en-IN"/>
+        </w:rPr>
+        <w:br/>
+      </w:r>
+      <w:r>
+        <w:rPr>
+          <w:rFonts w:ascii="Arial" w:eastAsia="Times New Roman" w:hAnsi="Arial" w:cs="Arial"/>
+          <w:b/>
+          <w:bCs/>
+          <w:color w:val="333333"/>
+          <w:sz w:val="24"/>
+          <w:szCs w:val="24"/>
+          <w:lang w:eastAsia="en-IN"/>
+        </w:rPr>
+        <w:t>Sample Input 2:</w:t>
+      </w:r>
+      <w:r>
+        <w:rPr>
+          <w:rFonts w:ascii="Arial" w:eastAsia="Times New Roman" w:hAnsi="Arial" w:cs="Arial"/>
+          <w:color w:val="333333"/>
+          <w:sz w:val="24"/>
+          <w:szCs w:val="24"/>
+          <w:lang w:eastAsia="en-IN"/>
+        </w:rPr>
+        <w:br/>
+        <w:t>5</w:t>
+      </w:r>
+      <w:r>
+        <w:rPr>
+          <w:rFonts w:ascii="Arial" w:eastAsia="Times New Roman" w:hAnsi="Arial" w:cs="Arial"/>
+          <w:color w:val="333333"/>
+          <w:sz w:val="24"/>
+          <w:szCs w:val="24"/>
+          <w:lang w:eastAsia="en-IN"/>
+        </w:rPr>
+        <w:br/>
+        <w:t>a b c d e</w:t>
+      </w:r>
+      <w:r>
+        <w:rPr>
+          <w:rFonts w:ascii="Arial" w:eastAsia="Times New Roman" w:hAnsi="Arial" w:cs="Arial"/>
+          <w:color w:val="333333"/>
+          <w:sz w:val="24"/>
+          <w:szCs w:val="24"/>
+          <w:lang w:eastAsia="en-IN"/>
+        </w:rPr>
+        <w:br/>
+        <w:t>3</w:t>
+      </w:r>
+      <w:r>
+        <w:rPr>
+          <w:rFonts w:ascii="Arial" w:eastAsia="Times New Roman" w:hAnsi="Arial" w:cs="Arial"/>
+          <w:color w:val="333333"/>
+          <w:sz w:val="24"/>
+          <w:szCs w:val="24"/>
+          <w:lang w:eastAsia="en-IN"/>
+        </w:rPr>
+        <w:br/>
+      </w:r>
+      <w:r>
+        <w:rPr>
+          <w:rFonts w:ascii="Arial" w:eastAsia="Times New Roman" w:hAnsi="Arial" w:cs="Arial"/>
+          <w:color w:val="333333"/>
+          <w:sz w:val="24"/>
+          <w:szCs w:val="24"/>
+          <w:lang w:eastAsia="en-IN"/>
+        </w:rPr>
+        <w:br/>
+      </w:r>
+      <w:r>
+        <w:rPr>
+          <w:rFonts w:ascii="Arial" w:eastAsia="Times New Roman" w:hAnsi="Arial" w:cs="Arial"/>
+          <w:b/>
+          <w:bCs/>
+          <w:color w:val="333333"/>
+          <w:sz w:val="24"/>
+          <w:szCs w:val="24"/>
+          <w:lang w:eastAsia="en-IN"/>
+        </w:rPr>
+        <w:t>Sample Output 2:</w:t>
+      </w:r>
+      <w:r>
+        <w:rPr>
+          <w:rFonts w:ascii="Arial" w:eastAsia="Times New Roman" w:hAnsi="Arial" w:cs="Arial"/>
+          <w:color w:val="333333"/>
+          <w:sz w:val="24"/>
+          <w:szCs w:val="24"/>
+          <w:lang w:eastAsia="en-IN"/>
+        </w:rPr>
+        <w:br/>
+        <w:t>-1</w:t>
+      </w:r>
+      <w:r>
+        <w:rPr>
+          <w:rFonts w:ascii="Arial" w:eastAsia="Times New Roman" w:hAnsi="Arial" w:cs="Arial"/>
+          <w:color w:val="333333"/>
+          <w:sz w:val="21"/>
+          <w:szCs w:val="21"/>
+          <w:lang w:eastAsia="en-IN"/>
+        </w:rPr>
+        <w:t> </w:t>
+      </w:r>
+    </w:p>
+    <w:p/>
+    <w:p/>
+    <w:p/>
+    <w:p/>
+    <w:p>
+      <w:pPr>
+        <w:shd w:val="clear" w:color="auto" w:fill="FFFFFF"/>
+        <w:spacing w:after="0" w:line="240" w:lineRule="auto"/>
+        <w:jc w:val="center"/>
+        <w:rPr>
+          <w:rFonts w:ascii="Segoe UI" w:eastAsia="Times New Roman" w:hAnsi="Segoe UI" w:cs="Segoe UI"/>
+          <w:color w:val="212121"/>
+          <w:sz w:val="23"/>
+          <w:szCs w:val="23"/>
+          <w:lang w:eastAsia="en-IN"/>
+        </w:rPr>
+      </w:pPr>
+      <w:r>
+        <w:rPr>
+          <w:rFonts w:ascii="Arial" w:eastAsia="Times New Roman" w:hAnsi="Arial" w:cs="Arial"/>
+          <w:b/>
+          <w:bCs/>
+          <w:color w:val="333333"/>
+          <w:sz w:val="27"/>
+          <w:szCs w:val="27"/>
+          <w:lang w:eastAsia="en-IN"/>
+        </w:rPr>
+        <w:t>Masked Numbers</w:t>
+      </w:r>
+    </w:p>
+    <w:p>
+      <w:pPr>
+        <w:shd w:val="clear" w:color="auto" w:fill="FFFFFF"/>
+        <w:spacing w:line="240" w:lineRule="auto"/>
+        <w:rPr>
+          <w:rFonts w:ascii="Segoe UI" w:eastAsia="Times New Roman" w:hAnsi="Segoe UI" w:cs="Segoe UI"/>
+          <w:color w:val="212121"/>
+          <w:sz w:val="23"/>
+          <w:szCs w:val="23"/>
+          <w:lang w:eastAsia="en-IN"/>
+        </w:rPr>
+      </w:pPr>
+      <w:r>
+        <w:rPr>
+          <w:rFonts w:ascii="Arial" w:eastAsia="Times New Roman" w:hAnsi="Arial" w:cs="Arial"/>
+          <w:color w:val="333333"/>
+          <w:sz w:val="21"/>
+          <w:szCs w:val="21"/>
+          <w:lang w:eastAsia="en-IN"/>
+        </w:rPr>
+        <w:br/>
+        <w:t xml:space="preserve">Vignesh was a mischievous boy and due to his rude behaviour at </w:t>
+      </w:r>
+      <w:proofErr w:type="gramStart"/>
+      <w:r>
+        <w:rPr>
+          <w:rFonts w:ascii="Arial" w:eastAsia="Times New Roman" w:hAnsi="Arial" w:cs="Arial"/>
+          <w:color w:val="333333"/>
+          <w:sz w:val="21"/>
+          <w:szCs w:val="21"/>
+          <w:lang w:eastAsia="en-IN"/>
+        </w:rPr>
+        <w:t>class ,</w:t>
+      </w:r>
+      <w:proofErr w:type="gramEnd"/>
+      <w:r>
+        <w:rPr>
+          <w:rFonts w:ascii="Arial" w:eastAsia="Times New Roman" w:hAnsi="Arial" w:cs="Arial"/>
+          <w:color w:val="333333"/>
+          <w:sz w:val="21"/>
+          <w:szCs w:val="21"/>
+          <w:lang w:eastAsia="en-IN"/>
+        </w:rPr>
+        <w:t xml:space="preserve"> his teacher gave him an assignment as punishment and told him to complete it within one day . His assignment was to find the masked </w:t>
+      </w:r>
+      <w:proofErr w:type="gramStart"/>
+      <w:r>
+        <w:rPr>
+          <w:rFonts w:ascii="Arial" w:eastAsia="Times New Roman" w:hAnsi="Arial" w:cs="Arial"/>
+          <w:color w:val="333333"/>
+          <w:sz w:val="21"/>
+          <w:szCs w:val="21"/>
+          <w:lang w:eastAsia="en-IN"/>
+        </w:rPr>
+        <w:t>numbers .</w:t>
+      </w:r>
+      <w:proofErr w:type="gramEnd"/>
+      <w:r>
+        <w:rPr>
+          <w:rFonts w:ascii="Arial" w:eastAsia="Times New Roman" w:hAnsi="Arial" w:cs="Arial"/>
+          <w:color w:val="333333"/>
+          <w:sz w:val="21"/>
+          <w:szCs w:val="21"/>
+          <w:lang w:eastAsia="en-IN"/>
+        </w:rPr>
+        <w:t xml:space="preserve"> A masked number is a string that consists of digits and one X that should be replaced by exactly one </w:t>
+      </w:r>
+      <w:proofErr w:type="spellStart"/>
+      <w:proofErr w:type="gramStart"/>
+      <w:r>
+        <w:rPr>
+          <w:rFonts w:ascii="Arial" w:eastAsia="Times New Roman" w:hAnsi="Arial" w:cs="Arial"/>
+          <w:color w:val="333333"/>
+          <w:sz w:val="21"/>
+          <w:szCs w:val="21"/>
+          <w:lang w:eastAsia="en-IN"/>
+        </w:rPr>
+        <w:t>digit.Given</w:t>
+      </w:r>
+      <w:proofErr w:type="spellEnd"/>
+      <w:proofErr w:type="gramEnd"/>
+      <w:r>
+        <w:rPr>
+          <w:rFonts w:ascii="Arial" w:eastAsia="Times New Roman" w:hAnsi="Arial" w:cs="Arial"/>
+          <w:color w:val="333333"/>
+          <w:sz w:val="21"/>
+          <w:szCs w:val="21"/>
+          <w:lang w:eastAsia="en-IN"/>
+        </w:rPr>
+        <w:t xml:space="preserve"> a string  N as input  ,Write a program to help Vignesh find all the possible solutions to replace the X with a digit so as to get a value that is divisible by </w:t>
+      </w:r>
+      <w:proofErr w:type="spellStart"/>
+      <w:r>
+        <w:rPr>
+          <w:rFonts w:ascii="Arial" w:eastAsia="Times New Roman" w:hAnsi="Arial" w:cs="Arial"/>
+          <w:color w:val="333333"/>
+          <w:sz w:val="21"/>
+          <w:szCs w:val="21"/>
+          <w:lang w:eastAsia="en-IN"/>
+        </w:rPr>
+        <w:t>Y.If</w:t>
+      </w:r>
+      <w:proofErr w:type="spellEnd"/>
+      <w:r>
+        <w:rPr>
+          <w:rFonts w:ascii="Arial" w:eastAsia="Times New Roman" w:hAnsi="Arial" w:cs="Arial"/>
+          <w:color w:val="333333"/>
+          <w:sz w:val="21"/>
+          <w:szCs w:val="21"/>
+          <w:lang w:eastAsia="en-IN"/>
+        </w:rPr>
+        <w:t xml:space="preserve"> no number is found then print "-1". </w:t>
+      </w:r>
+      <w:r>
+        <w:rPr>
+          <w:rFonts w:ascii="Arial" w:eastAsia="Times New Roman" w:hAnsi="Arial" w:cs="Arial"/>
+          <w:color w:val="333333"/>
+          <w:sz w:val="21"/>
+          <w:szCs w:val="21"/>
+          <w:lang w:eastAsia="en-IN"/>
+        </w:rPr>
+        <w:br/>
+      </w:r>
+      <w:r>
+        <w:rPr>
+          <w:rFonts w:ascii="Arial" w:eastAsia="Times New Roman" w:hAnsi="Arial" w:cs="Arial"/>
+          <w:color w:val="333333"/>
+          <w:sz w:val="21"/>
+          <w:szCs w:val="21"/>
+          <w:lang w:eastAsia="en-IN"/>
+        </w:rPr>
+        <w:br/>
+      </w:r>
+      <w:r>
+        <w:rPr>
+          <w:rFonts w:ascii="Arial" w:eastAsia="Times New Roman" w:hAnsi="Arial" w:cs="Arial"/>
+          <w:b/>
+          <w:bCs/>
+          <w:color w:val="333333"/>
+          <w:sz w:val="21"/>
+          <w:szCs w:val="21"/>
+          <w:lang w:eastAsia="en-IN"/>
+        </w:rPr>
+        <w:t>Input format:</w:t>
+      </w:r>
+      <w:r>
+        <w:rPr>
+          <w:rFonts w:ascii="Arial" w:eastAsia="Times New Roman" w:hAnsi="Arial" w:cs="Arial"/>
+          <w:color w:val="333333"/>
+          <w:sz w:val="21"/>
+          <w:szCs w:val="21"/>
+          <w:lang w:eastAsia="en-IN"/>
+        </w:rPr>
+        <w:t> </w:t>
+      </w:r>
+      <w:r>
+        <w:rPr>
+          <w:rFonts w:ascii="Arial" w:eastAsia="Times New Roman" w:hAnsi="Arial" w:cs="Arial"/>
+          <w:color w:val="333333"/>
+          <w:sz w:val="21"/>
+          <w:szCs w:val="21"/>
+          <w:lang w:eastAsia="en-IN"/>
+        </w:rPr>
+        <w:br/>
+        <w:t xml:space="preserve">First input is a string that denotes the string value N (only 3 digits and X will always be in the </w:t>
+      </w:r>
+      <w:proofErr w:type="spellStart"/>
+      <w:r>
+        <w:rPr>
+          <w:rFonts w:ascii="Arial" w:eastAsia="Times New Roman" w:hAnsi="Arial" w:cs="Arial"/>
+          <w:color w:val="333333"/>
+          <w:sz w:val="21"/>
+          <w:szCs w:val="21"/>
+          <w:lang w:eastAsia="en-IN"/>
+        </w:rPr>
+        <w:t>center</w:t>
+      </w:r>
+      <w:proofErr w:type="spellEnd"/>
+      <w:r>
+        <w:rPr>
+          <w:rFonts w:ascii="Arial" w:eastAsia="Times New Roman" w:hAnsi="Arial" w:cs="Arial"/>
+          <w:color w:val="333333"/>
+          <w:sz w:val="21"/>
+          <w:szCs w:val="21"/>
+          <w:lang w:eastAsia="en-IN"/>
+        </w:rPr>
+        <w:t>). </w:t>
+      </w:r>
+      <w:r>
+        <w:rPr>
+          <w:rFonts w:ascii="Arial" w:eastAsia="Times New Roman" w:hAnsi="Arial" w:cs="Arial"/>
+          <w:color w:val="333333"/>
+          <w:sz w:val="21"/>
+          <w:szCs w:val="21"/>
+          <w:lang w:eastAsia="en-IN"/>
+        </w:rPr>
+        <w:br/>
+        <w:t>Second input is an integer that denotes the Y value. </w:t>
+      </w:r>
+      <w:r>
+        <w:rPr>
+          <w:rFonts w:ascii="Arial" w:eastAsia="Times New Roman" w:hAnsi="Arial" w:cs="Arial"/>
+          <w:color w:val="333333"/>
+          <w:sz w:val="21"/>
+          <w:szCs w:val="21"/>
+          <w:lang w:eastAsia="en-IN"/>
+        </w:rPr>
+        <w:br/>
+      </w:r>
+      <w:r>
+        <w:rPr>
+          <w:rFonts w:ascii="Arial" w:eastAsia="Times New Roman" w:hAnsi="Arial" w:cs="Arial"/>
+          <w:color w:val="333333"/>
+          <w:sz w:val="21"/>
+          <w:szCs w:val="21"/>
+          <w:lang w:eastAsia="en-IN"/>
+        </w:rPr>
+        <w:br/>
+      </w:r>
+      <w:r>
+        <w:rPr>
+          <w:rFonts w:ascii="Arial" w:eastAsia="Times New Roman" w:hAnsi="Arial" w:cs="Arial"/>
+          <w:b/>
+          <w:bCs/>
+          <w:color w:val="333333"/>
+          <w:sz w:val="21"/>
+          <w:szCs w:val="21"/>
+          <w:lang w:eastAsia="en-IN"/>
+        </w:rPr>
+        <w:t>Output format:</w:t>
+      </w:r>
+      <w:r>
+        <w:rPr>
+          <w:rFonts w:ascii="Arial" w:eastAsia="Times New Roman" w:hAnsi="Arial" w:cs="Arial"/>
+          <w:color w:val="333333"/>
+          <w:sz w:val="21"/>
+          <w:szCs w:val="21"/>
+          <w:lang w:eastAsia="en-IN"/>
+        </w:rPr>
+        <w:t> </w:t>
+      </w:r>
+      <w:r>
+        <w:rPr>
+          <w:rFonts w:ascii="Arial" w:eastAsia="Times New Roman" w:hAnsi="Arial" w:cs="Arial"/>
+          <w:color w:val="333333"/>
+          <w:sz w:val="21"/>
+          <w:szCs w:val="21"/>
+          <w:lang w:eastAsia="en-IN"/>
+        </w:rPr>
+        <w:br/>
+        <w:t xml:space="preserve">Output is a series of integers that satisfies the condition </w:t>
+      </w:r>
+      <w:proofErr w:type="spellStart"/>
+      <w:r>
+        <w:rPr>
+          <w:rFonts w:ascii="Arial" w:eastAsia="Times New Roman" w:hAnsi="Arial" w:cs="Arial"/>
+          <w:color w:val="333333"/>
+          <w:sz w:val="21"/>
+          <w:szCs w:val="21"/>
+          <w:lang w:eastAsia="en-IN"/>
+        </w:rPr>
+        <w:t>seperated</w:t>
+      </w:r>
+      <w:proofErr w:type="spellEnd"/>
+      <w:r>
+        <w:rPr>
+          <w:rFonts w:ascii="Arial" w:eastAsia="Times New Roman" w:hAnsi="Arial" w:cs="Arial"/>
+          <w:color w:val="333333"/>
+          <w:sz w:val="21"/>
+          <w:szCs w:val="21"/>
+          <w:lang w:eastAsia="en-IN"/>
+        </w:rPr>
+        <w:t xml:space="preserve"> by a comma. </w:t>
+      </w:r>
+      <w:r>
+        <w:rPr>
+          <w:rFonts w:ascii="Arial" w:eastAsia="Times New Roman" w:hAnsi="Arial" w:cs="Arial"/>
+          <w:color w:val="333333"/>
+          <w:sz w:val="21"/>
+          <w:szCs w:val="21"/>
+          <w:lang w:eastAsia="en-IN"/>
+        </w:rPr>
+        <w:br/>
+        <w:t>The integers are displayed sorted in ascending order. </w:t>
+      </w:r>
+      <w:r>
+        <w:rPr>
+          <w:rFonts w:ascii="Arial" w:eastAsia="Times New Roman" w:hAnsi="Arial" w:cs="Arial"/>
+          <w:color w:val="333333"/>
+          <w:sz w:val="21"/>
+          <w:szCs w:val="21"/>
+          <w:lang w:eastAsia="en-IN"/>
+        </w:rPr>
+        <w:br/>
+        <w:t>If the condition is not satisfied, print "-1" </w:t>
+      </w:r>
+      <w:r>
+        <w:rPr>
+          <w:rFonts w:ascii="Arial" w:eastAsia="Times New Roman" w:hAnsi="Arial" w:cs="Arial"/>
+          <w:color w:val="333333"/>
+          <w:sz w:val="21"/>
+          <w:szCs w:val="21"/>
+          <w:lang w:eastAsia="en-IN"/>
+        </w:rPr>
+        <w:br/>
+      </w:r>
+      <w:r>
+        <w:rPr>
+          <w:rFonts w:ascii="Arial" w:eastAsia="Times New Roman" w:hAnsi="Arial" w:cs="Arial"/>
+          <w:color w:val="333333"/>
+          <w:sz w:val="21"/>
+          <w:szCs w:val="21"/>
+          <w:lang w:eastAsia="en-IN"/>
+        </w:rPr>
+        <w:br/>
+      </w:r>
+      <w:r>
+        <w:rPr>
+          <w:rFonts w:ascii="Arial" w:eastAsia="Times New Roman" w:hAnsi="Arial" w:cs="Arial"/>
+          <w:b/>
+          <w:bCs/>
+          <w:color w:val="333333"/>
+          <w:sz w:val="21"/>
+          <w:szCs w:val="21"/>
+          <w:lang w:eastAsia="en-IN"/>
+        </w:rPr>
+        <w:t>Sample Input 1:</w:t>
+      </w:r>
+      <w:r>
+        <w:rPr>
+          <w:rFonts w:ascii="Arial" w:eastAsia="Times New Roman" w:hAnsi="Arial" w:cs="Arial"/>
+          <w:color w:val="333333"/>
+          <w:sz w:val="21"/>
+          <w:szCs w:val="21"/>
+          <w:lang w:eastAsia="en-IN"/>
+        </w:rPr>
+        <w:t> </w:t>
+      </w:r>
+      <w:r>
+        <w:rPr>
+          <w:rFonts w:ascii="Arial" w:eastAsia="Times New Roman" w:hAnsi="Arial" w:cs="Arial"/>
+          <w:color w:val="333333"/>
+          <w:sz w:val="21"/>
+          <w:szCs w:val="21"/>
+          <w:lang w:eastAsia="en-IN"/>
+        </w:rPr>
+        <w:br/>
+        <w:t>1X0 </w:t>
+      </w:r>
+      <w:r>
+        <w:rPr>
+          <w:rFonts w:ascii="Arial" w:eastAsia="Times New Roman" w:hAnsi="Arial" w:cs="Arial"/>
+          <w:color w:val="333333"/>
+          <w:sz w:val="21"/>
+          <w:szCs w:val="21"/>
+          <w:lang w:eastAsia="en-IN"/>
+        </w:rPr>
+        <w:br/>
+        <w:t>6 </w:t>
+      </w:r>
+      <w:r>
+        <w:rPr>
+          <w:rFonts w:ascii="Arial" w:eastAsia="Times New Roman" w:hAnsi="Arial" w:cs="Arial"/>
+          <w:color w:val="333333"/>
+          <w:sz w:val="21"/>
+          <w:szCs w:val="21"/>
+          <w:lang w:eastAsia="en-IN"/>
+        </w:rPr>
+        <w:br/>
+      </w:r>
+      <w:r>
+        <w:rPr>
+          <w:rFonts w:ascii="Arial" w:eastAsia="Times New Roman" w:hAnsi="Arial" w:cs="Arial"/>
+          <w:b/>
+          <w:bCs/>
+          <w:color w:val="333333"/>
+          <w:sz w:val="21"/>
+          <w:szCs w:val="21"/>
+          <w:lang w:eastAsia="en-IN"/>
+        </w:rPr>
+        <w:t>Sample Output 1:</w:t>
+      </w:r>
+      <w:r>
+        <w:rPr>
+          <w:rFonts w:ascii="Arial" w:eastAsia="Times New Roman" w:hAnsi="Arial" w:cs="Arial"/>
+          <w:color w:val="333333"/>
+          <w:sz w:val="21"/>
+          <w:szCs w:val="21"/>
+          <w:lang w:eastAsia="en-IN"/>
+        </w:rPr>
+        <w:t> </w:t>
+      </w:r>
+      <w:r>
+        <w:rPr>
+          <w:rFonts w:ascii="Arial" w:eastAsia="Times New Roman" w:hAnsi="Arial" w:cs="Arial"/>
+          <w:color w:val="333333"/>
+          <w:sz w:val="21"/>
+          <w:szCs w:val="21"/>
+          <w:lang w:eastAsia="en-IN"/>
+        </w:rPr>
+        <w:br/>
+        <w:t>120,150,180 </w:t>
+      </w:r>
+      <w:r>
+        <w:rPr>
+          <w:rFonts w:ascii="Arial" w:eastAsia="Times New Roman" w:hAnsi="Arial" w:cs="Arial"/>
+          <w:color w:val="333333"/>
+          <w:sz w:val="21"/>
+          <w:szCs w:val="21"/>
+          <w:lang w:eastAsia="en-IN"/>
+        </w:rPr>
+        <w:br/>
+      </w:r>
+      <w:r>
+        <w:rPr>
+          <w:rFonts w:ascii="Arial" w:eastAsia="Times New Roman" w:hAnsi="Arial" w:cs="Arial"/>
+          <w:color w:val="333333"/>
+          <w:sz w:val="21"/>
+          <w:szCs w:val="21"/>
+          <w:lang w:eastAsia="en-IN"/>
+        </w:rPr>
+        <w:br/>
+      </w:r>
+      <w:r>
+        <w:rPr>
+          <w:rFonts w:ascii="Arial" w:eastAsia="Times New Roman" w:hAnsi="Arial" w:cs="Arial"/>
+          <w:b/>
+          <w:bCs/>
+          <w:color w:val="333333"/>
+          <w:sz w:val="21"/>
+          <w:szCs w:val="21"/>
+          <w:lang w:eastAsia="en-IN"/>
+        </w:rPr>
+        <w:t>Sample Input 2:</w:t>
+      </w:r>
+      <w:r>
+        <w:rPr>
+          <w:rFonts w:ascii="Arial" w:eastAsia="Times New Roman" w:hAnsi="Arial" w:cs="Arial"/>
+          <w:color w:val="333333"/>
+          <w:sz w:val="21"/>
+          <w:szCs w:val="21"/>
+          <w:lang w:eastAsia="en-IN"/>
+        </w:rPr>
+        <w:t> </w:t>
+      </w:r>
+      <w:r>
+        <w:rPr>
+          <w:rFonts w:ascii="Arial" w:eastAsia="Times New Roman" w:hAnsi="Arial" w:cs="Arial"/>
+          <w:color w:val="333333"/>
+          <w:sz w:val="21"/>
+          <w:szCs w:val="21"/>
+          <w:lang w:eastAsia="en-IN"/>
+        </w:rPr>
+        <w:br/>
+        <w:t>5X3 </w:t>
+      </w:r>
+      <w:r>
+        <w:rPr>
+          <w:rFonts w:ascii="Arial" w:eastAsia="Times New Roman" w:hAnsi="Arial" w:cs="Arial"/>
+          <w:color w:val="333333"/>
+          <w:sz w:val="21"/>
+          <w:szCs w:val="21"/>
+          <w:lang w:eastAsia="en-IN"/>
+        </w:rPr>
+        <w:br/>
+        <w:t>23 </w:t>
+      </w:r>
+      <w:r>
+        <w:rPr>
+          <w:rFonts w:ascii="Arial" w:eastAsia="Times New Roman" w:hAnsi="Arial" w:cs="Arial"/>
+          <w:color w:val="333333"/>
+          <w:sz w:val="21"/>
+          <w:szCs w:val="21"/>
+          <w:lang w:eastAsia="en-IN"/>
+        </w:rPr>
+        <w:br/>
+      </w:r>
+      <w:r>
+        <w:rPr>
+          <w:rFonts w:ascii="Arial" w:eastAsia="Times New Roman" w:hAnsi="Arial" w:cs="Arial"/>
+          <w:b/>
+          <w:bCs/>
+          <w:color w:val="333333"/>
+          <w:sz w:val="21"/>
+          <w:szCs w:val="21"/>
+          <w:lang w:eastAsia="en-IN"/>
+        </w:rPr>
+        <w:t>Sample Output 2:</w:t>
+      </w:r>
+      <w:r>
+        <w:rPr>
+          <w:rFonts w:ascii="Arial" w:eastAsia="Times New Roman" w:hAnsi="Arial" w:cs="Arial"/>
+          <w:color w:val="333333"/>
+          <w:sz w:val="21"/>
+          <w:szCs w:val="21"/>
+          <w:lang w:eastAsia="en-IN"/>
+        </w:rPr>
+        <w:t> </w:t>
+      </w:r>
+      <w:r>
+        <w:rPr>
+          <w:rFonts w:ascii="Arial" w:eastAsia="Times New Roman" w:hAnsi="Arial" w:cs="Arial"/>
+          <w:color w:val="333333"/>
+          <w:sz w:val="21"/>
+          <w:szCs w:val="21"/>
+          <w:lang w:eastAsia="en-IN"/>
+        </w:rPr>
+        <w:br/>
+        <w:t>-1 </w:t>
+      </w:r>
+    </w:p>
+    <w:p/>
+    <w:p/>
+    <w:p/>
     <w:p/>
     <w:sectPr>
       <w:pgSz w:w="11906" w:h="16838"/>
